--- a/interfaz3/semiPlantillaFinalInforme.docx
+++ b/interfaz3/semiPlantillaFinalInforme.docx
@@ -430,7 +430,16 @@
           <w:sz w:val="22"/>
           <w:szCs w:val="22"/>
         </w:rPr>
-        <w:t>fromDam-numeroDam</w:t>
+        <w:t>fromDam-</w:t>
+      </w:r>
+      <w:proofErr w:type="gramStart"/>
+      <w:r>
+        <w:rPr>
+          <w:rFonts w:ascii="Arial" w:hAnsi="Arial" w:cs="Arial"/>
+          <w:sz w:val="22"/>
+          <w:szCs w:val="22"/>
+        </w:rPr>
+        <w:t>numeroDam</w:t>
       </w:r>
       <w:proofErr w:type="spellEnd"/>
       <w:r>
@@ -453,6 +462,7 @@
         <w:t>{</w:t>
       </w:r>
       <w:proofErr w:type="spellStart"/>
+      <w:proofErr w:type="gramEnd"/>
       <w:r>
         <w:rPr>
           <w:rFonts w:ascii="Arial" w:hAnsi="Arial" w:cs="Arial"/>
@@ -934,7 +944,15 @@
           <w:sz w:val="22"/>
           <w:szCs w:val="22"/>
         </w:rPr>
-        <w:t xml:space="preserve">numeró en la Intendencia de </w:t>
+        <w:t>numeró en la</w:t>
+      </w:r>
+      <w:r>
+        <w:rPr>
+          <w:rFonts w:ascii="Arial" w:hAnsi="Arial" w:cs="Arial"/>
+          <w:sz w:val="22"/>
+          <w:szCs w:val="22"/>
+        </w:rPr>
+        <w:t xml:space="preserve"> </w:t>
       </w:r>
       <w:r>
         <w:rPr>
@@ -1516,79 +1534,108 @@
           <w:szCs w:val="22"/>
           <w:shd w:val="clear" w:color="auto" w:fill="FAF9F8"/>
         </w:rPr>
+        <w:t>El</w:t>
+      </w:r>
+      <w:proofErr w:type="spellEnd"/>
+      <w:r>
+        <w:rPr>
+          <w:rFonts w:ascii="Arial" w:hAnsi="Arial" w:cs="Arial"/>
+          <w:sz w:val="22"/>
+          <w:szCs w:val="22"/>
+          <w:shd w:val="clear" w:color="auto" w:fill="FAF9F8"/>
+        </w:rPr>
+        <w:t xml:space="preserve"> </w:t>
+      </w:r>
+      <w:r>
+        <w:rPr>
+          <w:rFonts w:ascii="Arial" w:hAnsi="Arial" w:cs="Arial"/>
+          <w:sz w:val="22"/>
+          <w:szCs w:val="22"/>
+        </w:rPr>
+        <w:t>{</w:t>
+      </w:r>
+      <w:r>
+        <w:rPr>
+          <w:rFonts w:ascii="Arial" w:hAnsi="Arial" w:cs="Arial"/>
+          <w:sz w:val="22"/>
+          <w:szCs w:val="22"/>
+        </w:rPr>
+        <w:t>fromDam-</w:t>
+      </w:r>
+      <w:proofErr w:type="gramStart"/>
+      <w:r>
+        <w:rPr>
+          <w:rFonts w:ascii="Arial" w:hAnsi="Arial" w:cs="Arial"/>
+          <w:sz w:val="22"/>
+          <w:szCs w:val="22"/>
+        </w:rPr>
+        <w:t>fechaCancelacionTributos</w:t>
+      </w:r>
+      <w:r>
+        <w:rPr>
+          <w:rFonts w:ascii="Arial" w:hAnsi="Arial" w:cs="Arial"/>
+          <w:sz w:val="22"/>
+          <w:szCs w:val="22"/>
+        </w:rPr>
+        <w:t>}</w:t>
+      </w:r>
+      <w:r>
+        <w:rPr>
+          <w:rFonts w:ascii="Arial" w:hAnsi="Arial" w:cs="Arial"/>
+          <w:b/>
+          <w:bCs/>
+          <w:color w:val="FF0000"/>
+          <w:sz w:val="22"/>
+          <w:szCs w:val="22"/>
+        </w:rPr>
+        <w:t>{</w:t>
+      </w:r>
+      <w:proofErr w:type="gramEnd"/>
+      <w:r>
+        <w:rPr>
+          <w:rFonts w:ascii="Arial" w:hAnsi="Arial" w:cs="Arial"/>
+          <w:b/>
+          <w:bCs/>
+          <w:color w:val="FF0000"/>
+          <w:sz w:val="22"/>
+          <w:szCs w:val="22"/>
+        </w:rPr>
+        <w:t>fromDam-fechaCancelacionTributosRRR}</w:t>
+      </w:r>
+      <w:r>
+        <w:rPr>
+          <w:rFonts w:ascii="Arial" w:hAnsi="Arial" w:cs="Arial"/>
+          <w:sz w:val="22"/>
+          <w:szCs w:val="22"/>
+        </w:rPr>
+        <w:t xml:space="preserve"> </w:t>
+      </w:r>
+      <w:r>
+        <w:rPr>
+          <w:rFonts w:ascii="Arial" w:hAnsi="Arial" w:cs="Arial"/>
+          <w:bCs/>
+          <w:color w:val="000000"/>
+          <w:sz w:val="22"/>
+          <w:szCs w:val="22"/>
+        </w:rPr>
+        <w:t>se</w:t>
+      </w:r>
+      <w:r>
+        <w:rPr>
+          <w:rFonts w:ascii="Arial" w:hAnsi="Arial" w:cs="Arial"/>
+          <w:sz w:val="22"/>
+          <w:szCs w:val="22"/>
+        </w:rPr>
+        <w:t xml:space="preserve"> cancelan los tributos sujetos a regulación, </w:t>
+      </w:r>
+      <w:r>
+        <w:rPr>
+          <w:rFonts w:ascii="Arial" w:hAnsi="Arial" w:cs="Arial"/>
+          <w:sz w:val="22"/>
+          <w:szCs w:val="22"/>
+        </w:rPr>
         <w:lastRenderedPageBreak/>
-        <w:t>El</w:t>
-      </w:r>
-      <w:proofErr w:type="spellEnd"/>
-      <w:r>
-        <w:rPr>
-          <w:rFonts w:ascii="Arial" w:hAnsi="Arial" w:cs="Arial"/>
-          <w:sz w:val="22"/>
-          <w:szCs w:val="22"/>
-          <w:shd w:val="clear" w:color="auto" w:fill="FAF9F8"/>
-        </w:rPr>
-        <w:t xml:space="preserve"> </w:t>
-      </w:r>
-      <w:r>
-        <w:rPr>
-          <w:rFonts w:ascii="Arial" w:hAnsi="Arial" w:cs="Arial"/>
-          <w:sz w:val="22"/>
-          <w:szCs w:val="22"/>
-        </w:rPr>
-        <w:t>{</w:t>
-      </w:r>
-      <w:r>
-        <w:rPr>
-          <w:rFonts w:ascii="Arial" w:hAnsi="Arial" w:cs="Arial"/>
-          <w:sz w:val="22"/>
-          <w:szCs w:val="22"/>
-        </w:rPr>
-        <w:t>fromDam-fechaCancelacionTributos</w:t>
-      </w:r>
-      <w:r>
-        <w:rPr>
-          <w:rFonts w:ascii="Arial" w:hAnsi="Arial" w:cs="Arial"/>
-          <w:sz w:val="22"/>
-          <w:szCs w:val="22"/>
-        </w:rPr>
-        <w:t>}</w:t>
-      </w:r>
-      <w:r>
-        <w:rPr>
-          <w:rFonts w:ascii="Arial" w:hAnsi="Arial" w:cs="Arial"/>
-          <w:b/>
-          <w:bCs/>
-          <w:color w:val="FF0000"/>
-          <w:sz w:val="22"/>
-          <w:szCs w:val="22"/>
-        </w:rPr>
-        <w:t>{fromDam-fechaCancelacionTributosRRR}</w:t>
-      </w:r>
-      <w:r>
-        <w:rPr>
-          <w:rFonts w:ascii="Arial" w:hAnsi="Arial" w:cs="Arial"/>
-          <w:sz w:val="22"/>
-          <w:szCs w:val="22"/>
-        </w:rPr>
-        <w:t xml:space="preserve"> </w:t>
-      </w:r>
-      <w:r>
-        <w:rPr>
-          <w:rFonts w:ascii="Arial" w:hAnsi="Arial" w:cs="Arial"/>
-          <w:bCs/>
-          <w:color w:val="000000"/>
-          <w:sz w:val="22"/>
-          <w:szCs w:val="22"/>
-        </w:rPr>
-        <w:t>se</w:t>
-      </w:r>
-      <w:r>
-        <w:rPr>
-          <w:rFonts w:ascii="Arial" w:hAnsi="Arial" w:cs="Arial"/>
-          <w:sz w:val="22"/>
-          <w:szCs w:val="22"/>
-        </w:rPr>
-        <w:t xml:space="preserve"> cancelan los tributos sujetos a regulación, correspondientes a la importación señalada en el considerando anterior, siendo abonado a la “Sub-Cuenta Especial Tesoro Público Ley </w:t>
+        <w:t xml:space="preserve">correspondientes a la importación señalada en el considerando anterior, siendo abonado a la “Sub-Cuenta Especial Tesoro Público Ley </w:t>
       </w:r>
       <w:r>
         <w:rPr>
@@ -1658,15 +1705,7 @@
           <w:sz w:val="22"/>
           <w:szCs w:val="22"/>
         </w:rPr>
-        <w:t>{</w:t>
-      </w:r>
-      <w:r>
-        <w:rPr>
-          <w:rFonts w:ascii="Arial" w:hAnsi="Arial" w:cs="Arial"/>
-          <w:sz w:val="22"/>
-          <w:szCs w:val="22"/>
-        </w:rPr>
-        <w:t>/</w:t>
+        <w:t>{/</w:t>
       </w:r>
       <w:proofErr w:type="spellStart"/>
       <w:r>
@@ -1762,7 +1801,16 @@
           <w:sz w:val="22"/>
           <w:szCs w:val="22"/>
         </w:rPr>
-        <w:t>fromDam-fechaCancelacionTributos</w:t>
+        <w:t>fromDam-</w:t>
+      </w:r>
+      <w:proofErr w:type="gramStart"/>
+      <w:r>
+        <w:rPr>
+          <w:rFonts w:ascii="Arial" w:hAnsi="Arial" w:cs="Arial"/>
+          <w:sz w:val="22"/>
+          <w:szCs w:val="22"/>
+        </w:rPr>
+        <w:t>fechaCancelacionTributos</w:t>
       </w:r>
       <w:r>
         <w:rPr>
@@ -1781,7 +1829,19 @@
           <w:sz w:val="22"/>
           <w:szCs w:val="22"/>
         </w:rPr>
-        <w:t>{fromDam-fechaCancelacionTributosRRR}</w:t>
+        <w:t>{</w:t>
+      </w:r>
+      <w:proofErr w:type="gramEnd"/>
+      <w:r>
+        <w:rPr>
+          <w:rFonts w:ascii="Arial" w:hAnsi="Arial" w:cs="Arial"/>
+          <w:b/>
+          <w:bCs/>
+          <w:color w:val="FF0000"/>
+          <w:sz w:val="22"/>
+          <w:szCs w:val="22"/>
+        </w:rPr>
+        <w:t>fromDam-fechaCancelacionTributosRRR}</w:t>
       </w:r>
       <w:r>
         <w:rPr>
@@ -1847,15 +1907,7 @@
           <w:sz w:val="22"/>
           <w:szCs w:val="22"/>
         </w:rPr>
-        <w:t xml:space="preserve"> </w:t>
-      </w:r>
-      <w:r>
-        <w:rPr>
-          <w:rFonts w:ascii="Arial" w:hAnsi="Arial" w:cs="Arial"/>
-          <w:sz w:val="22"/>
-          <w:szCs w:val="22"/>
-        </w:rPr>
-        <w:t>{</w:t>
+        <w:t xml:space="preserve"> {</w:t>
       </w:r>
       <w:proofErr w:type="spellStart"/>
       <w:r>
@@ -2525,7 +2577,21 @@
           <w:sz w:val="22"/>
           <w:szCs w:val="22"/>
         </w:rPr>
-        <w:t>fromInputs-fechaCorreoCecaRRR</w:t>
+        <w:t>fromInputs-</w:t>
+      </w:r>
+      <w:proofErr w:type="gramStart"/>
+      <w:r>
+        <w:rPr>
+          <w:rFonts w:ascii="Arial" w:eastAsiaTheme="minorHAnsi" w:hAnsi="Arial" w:cs="Arial"/>
+          <w:b/>
+          <w:bCs/>
+          <w:i w:val="0"/>
+          <w:iCs w:val="0"/>
+          <w:color w:val="FF0000"/>
+          <w:sz w:val="22"/>
+          <w:szCs w:val="22"/>
+        </w:rPr>
+        <w:t>fechaCorreoCecaRRR</w:t>
       </w:r>
       <w:proofErr w:type="spellEnd"/>
       <w:r>
@@ -2553,6 +2619,7 @@
         <w:t>{</w:t>
       </w:r>
       <w:proofErr w:type="spellStart"/>
+      <w:proofErr w:type="gramEnd"/>
       <w:r>
         <w:rPr>
           <w:rFonts w:ascii="Arial" w:eastAsiaTheme="minorHAnsi" w:hAnsi="Arial" w:cs="Arial"/>
@@ -2769,7 +2836,21 @@
           <w:sz w:val="22"/>
           <w:szCs w:val="22"/>
         </w:rPr>
-        <w:t>fromInputs-fechaAforoRRR</w:t>
+        <w:t>fromInputs-</w:t>
+      </w:r>
+      <w:proofErr w:type="gramStart"/>
+      <w:r>
+        <w:rPr>
+          <w:rFonts w:ascii="Arial" w:hAnsi="Arial" w:cs="Arial"/>
+          <w:b/>
+          <w:bCs/>
+          <w:i w:val="0"/>
+          <w:iCs w:val="0"/>
+          <w:color w:val="FF0000"/>
+          <w:sz w:val="22"/>
+          <w:szCs w:val="22"/>
+        </w:rPr>
+        <w:t>fechaAforoRRR</w:t>
       </w:r>
       <w:proofErr w:type="spellEnd"/>
       <w:r>
@@ -2797,6 +2878,7 @@
         <w:t>{</w:t>
       </w:r>
       <w:proofErr w:type="spellStart"/>
+      <w:proofErr w:type="gramEnd"/>
       <w:r>
         <w:rPr>
           <w:rFonts w:ascii="Arial" w:hAnsi="Arial" w:cs="Arial"/>
@@ -2918,7 +3000,7 @@
           <w:rFonts w:ascii="Arial" w:eastAsiaTheme="minorHAnsi" w:hAnsi="Arial" w:cs="Arial"/>
           <w:i w:val="0"/>
           <w:iCs w:val="0"/>
-          <w:color w:val="auto"/>
+          <w:color w:val="000000" w:themeColor="text1"/>
           <w:sz w:val="22"/>
           <w:szCs w:val="22"/>
         </w:rPr>
@@ -3034,18 +3116,22 @@
     <w:p>
       <w:pPr>
         <w:pStyle w:val="Ttulo4"/>
+        <w:numPr>
+          <w:ilvl w:val="1"/>
+          <w:numId w:val="3"/>
+        </w:numPr>
         <w:tabs>
           <w:tab w:val="left" w:pos="426"/>
           <w:tab w:val="left" w:pos="7740"/>
         </w:tabs>
         <w:spacing w:line="240" w:lineRule="auto"/>
-        <w:ind w:left="426"/>
+        <w:ind w:left="426" w:hanging="426"/>
         <w:jc w:val="both"/>
         <w:rPr>
           <w:rFonts w:ascii="Arial" w:eastAsiaTheme="minorHAnsi" w:hAnsi="Arial" w:cs="Arial"/>
           <w:i w:val="0"/>
           <w:iCs w:val="0"/>
-          <w:color w:val="auto"/>
+          <w:color w:val="000000" w:themeColor="text1"/>
           <w:sz w:val="22"/>
           <w:szCs w:val="22"/>
         </w:rPr>
@@ -3055,27 +3141,16 @@
           <w:rFonts w:ascii="Arial" w:eastAsiaTheme="minorHAnsi" w:hAnsi="Arial" w:cs="Arial"/>
           <w:i w:val="0"/>
           <w:iCs w:val="0"/>
-          <w:color w:val="auto"/>
-          <w:sz w:val="22"/>
-          <w:szCs w:val="22"/>
-        </w:rPr>
-        <w:t xml:space="preserve">Respecto </w:t>
-      </w:r>
-      <w:r>
-        <w:rPr>
-          <w:rFonts w:ascii="Arial" w:hAnsi="Arial" w:cs="Arial"/>
-          <w:i w:val="0"/>
-          <w:iCs w:val="0"/>
           <w:color w:val="000000" w:themeColor="text1"/>
           <w:sz w:val="22"/>
           <w:szCs w:val="22"/>
         </w:rPr>
-        <w:t xml:space="preserve">a la Regularización/ Reconocimiento Físico al amparo de las exoneraciones establecidas mediante Decreto Supremo </w:t>
+        <w:t xml:space="preserve">Respecto a la Regularización/ Reconocimiento Físico al amparo de las exoneraciones establecidas mediante Decreto Supremo </w:t>
       </w:r>
       <w:proofErr w:type="spellStart"/>
       <w:r>
         <w:rPr>
-          <w:rFonts w:ascii="Arial" w:hAnsi="Arial" w:cs="Arial"/>
+          <w:rFonts w:ascii="Arial" w:eastAsiaTheme="minorHAnsi" w:hAnsi="Arial" w:cs="Arial"/>
           <w:i w:val="0"/>
           <w:iCs w:val="0"/>
           <w:color w:val="000000" w:themeColor="text1"/>
@@ -3087,7 +3162,7 @@
       <w:proofErr w:type="spellEnd"/>
       <w:r>
         <w:rPr>
-          <w:rFonts w:ascii="Arial" w:hAnsi="Arial" w:cs="Arial"/>
+          <w:rFonts w:ascii="Arial" w:eastAsiaTheme="minorHAnsi" w:hAnsi="Arial" w:cs="Arial"/>
           <w:i w:val="0"/>
           <w:iCs w:val="0"/>
           <w:color w:val="000000" w:themeColor="text1"/>
@@ -3099,7 +3174,7 @@
       <w:proofErr w:type="spellStart"/>
       <w:r>
         <w:rPr>
-          <w:rFonts w:ascii="Arial" w:hAnsi="Arial" w:cs="Arial"/>
+          <w:rFonts w:ascii="Arial" w:eastAsiaTheme="minorHAnsi" w:hAnsi="Arial" w:cs="Arial"/>
           <w:i w:val="0"/>
           <w:iCs w:val="0"/>
           <w:color w:val="000000" w:themeColor="text1"/>
@@ -3111,7 +3186,7 @@
       <w:proofErr w:type="spellEnd"/>
       <w:r>
         <w:rPr>
-          <w:rFonts w:ascii="Arial" w:hAnsi="Arial" w:cs="Arial"/>
+          <w:rFonts w:ascii="Arial" w:eastAsiaTheme="minorHAnsi" w:hAnsi="Arial" w:cs="Arial"/>
           <w:i w:val="0"/>
           <w:iCs w:val="0"/>
           <w:color w:val="000000" w:themeColor="text1"/>
@@ -3123,7 +3198,7 @@
       <w:proofErr w:type="spellStart"/>
       <w:r>
         <w:rPr>
-          <w:rFonts w:ascii="Arial" w:hAnsi="Arial" w:cs="Arial"/>
+          <w:rFonts w:ascii="Arial" w:eastAsiaTheme="minorHAnsi" w:hAnsi="Arial" w:cs="Arial"/>
           <w:i w:val="0"/>
           <w:iCs w:val="0"/>
           <w:color w:val="000000" w:themeColor="text1"/>
@@ -3135,38 +3210,17 @@
       <w:proofErr w:type="spellEnd"/>
       <w:r>
         <w:rPr>
-          <w:rFonts w:ascii="Arial" w:hAnsi="Arial" w:cs="Arial"/>
+          <w:rFonts w:ascii="Arial" w:eastAsiaTheme="minorHAnsi" w:hAnsi="Arial" w:cs="Arial"/>
           <w:i w:val="0"/>
           <w:iCs w:val="0"/>
           <w:color w:val="000000" w:themeColor="text1"/>
           <w:sz w:val="22"/>
           <w:szCs w:val="22"/>
         </w:rPr>
-        <w:t xml:space="preserve"> 015-94-EF, en consecuencia, corresponde declarar improcedente la regularización solicitada al amparo del mencionado decreto</w:t>
-      </w:r>
-      <w:r>
-        <w:rPr>
-          <w:rFonts w:ascii="Arial" w:hAnsi="Arial" w:cs="Arial"/>
-          <w:i w:val="0"/>
-          <w:iCs w:val="0"/>
-          <w:color w:val="000000" w:themeColor="text1"/>
-          <w:sz w:val="22"/>
-          <w:szCs w:val="22"/>
-        </w:rPr>
-        <w:t>.</w:t>
-      </w:r>
-    </w:p>
-    <w:p>
-      <w:pPr>
-        <w:spacing w:after="0"/>
-        <w:jc w:val="both"/>
-        <w:rPr>
-          <w:rFonts w:ascii="Arial" w:hAnsi="Arial" w:cs="Arial"/>
-          <w:sz w:val="22"/>
-          <w:szCs w:val="22"/>
-        </w:rPr>
-      </w:pPr>
-    </w:p>
+        <w:t xml:space="preserve"> 015-94-EF, en consecuencia, corresponde declarar improcedente la regularización solicitada al amparo del mencionado decreto.</w:t>
+      </w:r>
+    </w:p>
+    <w:p/>
     <w:p>
       <w:pPr>
         <w:spacing w:after="0"/>
@@ -3915,7 +3969,16 @@
                 <w:sz w:val="20"/>
                 <w:szCs w:val="20"/>
               </w:rPr>
-              <w:t>fromDam-descripcionMerca</w:t>
+              <w:t>fromDam-</w:t>
+            </w:r>
+            <w:proofErr w:type="gramStart"/>
+            <w:r>
+              <w:rPr>
+                <w:rFonts w:ascii="Arial" w:hAnsi="Arial" w:cs="Arial"/>
+                <w:sz w:val="20"/>
+                <w:szCs w:val="20"/>
+              </w:rPr>
+              <w:t>descripcionMerca</w:t>
             </w:r>
             <w:proofErr w:type="spellEnd"/>
             <w:r>
@@ -3938,6 +4001,7 @@
               <w:t>{</w:t>
             </w:r>
             <w:proofErr w:type="spellStart"/>
+            <w:proofErr w:type="gramEnd"/>
             <w:r>
               <w:rPr>
                 <w:rFonts w:ascii="Arial" w:hAnsi="Arial" w:cs="Arial"/>
@@ -4234,29 +4298,39 @@
           <w:sz w:val="20"/>
           <w:szCs w:val="20"/>
         </w:rPr>
-        <w:t>fromDam-bultosReconocidos</w:t>
-      </w:r>
-      <w:proofErr w:type="spellEnd"/>
+        <w:t>fromDam-</w:t>
+      </w:r>
+      <w:proofErr w:type="gramStart"/>
       <w:r>
         <w:rPr>
           <w:rFonts w:ascii="Arial" w:hAnsi="Arial" w:cs="Arial"/>
           <w:sz w:val="20"/>
           <w:szCs w:val="20"/>
         </w:rPr>
-        <w:t>}</w:t>
-      </w:r>
-      <w:r>
-        <w:rPr>
-          <w:rFonts w:ascii="Arial" w:hAnsi="Arial" w:cs="Arial"/>
-          <w:b/>
-          <w:bCs/>
-          <w:color w:val="FF0000"/>
+        <w:t>bultosReconocidos</w:t>
+      </w:r>
+      <w:proofErr w:type="spellEnd"/>
+      <w:r>
+        <w:rPr>
+          <w:rFonts w:ascii="Arial" w:hAnsi="Arial" w:cs="Arial"/>
           <w:sz w:val="20"/>
           <w:szCs w:val="20"/>
         </w:rPr>
+        <w:t>}</w:t>
+      </w:r>
+      <w:r>
+        <w:rPr>
+          <w:rFonts w:ascii="Arial" w:hAnsi="Arial" w:cs="Arial"/>
+          <w:b/>
+          <w:bCs/>
+          <w:color w:val="FF0000"/>
+          <w:sz w:val="20"/>
+          <w:szCs w:val="20"/>
+        </w:rPr>
         <w:t>{</w:t>
       </w:r>
       <w:proofErr w:type="spellStart"/>
+      <w:proofErr w:type="gramEnd"/>
       <w:r>
         <w:rPr>
           <w:rFonts w:ascii="Arial" w:hAnsi="Arial" w:cs="Arial"/>
@@ -4414,9 +4488,9 @@
           <w:sz w:val="20"/>
           <w:szCs w:val="20"/>
         </w:rPr>
-        <w:t>fromInputs-lugarAforoRRR</w:t>
-      </w:r>
-      <w:proofErr w:type="spellEnd"/>
+        <w:t>fromInputs-</w:t>
+      </w:r>
+      <w:proofErr w:type="gramStart"/>
       <w:r>
         <w:rPr>
           <w:rFonts w:ascii="Arial" w:hAnsi="Arial" w:cs="Arial"/>
@@ -4426,17 +4500,30 @@
           <w:sz w:val="20"/>
           <w:szCs w:val="20"/>
         </w:rPr>
-        <w:t>}</w:t>
-      </w:r>
-      <w:r>
-        <w:rPr>
-          <w:rFonts w:ascii="Arial" w:hAnsi="Arial" w:cs="Arial"/>
+        <w:t>lugarAforoRRR</w:t>
+      </w:r>
+      <w:proofErr w:type="spellEnd"/>
+      <w:r>
+        <w:rPr>
+          <w:rFonts w:ascii="Arial" w:hAnsi="Arial" w:cs="Arial"/>
+          <w:b/>
+          <w:bCs/>
+          <w:color w:val="FF0000"/>
           <w:sz w:val="20"/>
           <w:szCs w:val="20"/>
         </w:rPr>
+        <w:t>}</w:t>
+      </w:r>
+      <w:r>
+        <w:rPr>
+          <w:rFonts w:ascii="Arial" w:hAnsi="Arial" w:cs="Arial"/>
+          <w:sz w:val="20"/>
+          <w:szCs w:val="20"/>
+        </w:rPr>
         <w:t>{</w:t>
       </w:r>
       <w:proofErr w:type="spellStart"/>
+      <w:proofErr w:type="gramEnd"/>
       <w:r>
         <w:rPr>
           <w:rFonts w:ascii="Arial" w:hAnsi="Arial" w:cs="Arial"/>
@@ -4741,6 +4828,7 @@
               </w:rPr>
               <w:t>{#</w:t>
             </w:r>
+            <w:proofErr w:type="gramStart"/>
             <w:r>
               <w:rPr>
                 <w:rFonts w:ascii="Arial" w:hAnsi="Arial" w:cs="Arial"/>
@@ -4752,7 +4840,15 @@
                 <w:rFonts w:ascii="Arial" w:eastAsiaTheme="minorHAnsi" w:hAnsi="Arial" w:cs="Arial"/>
                 <w:lang w:eastAsia="en-US"/>
               </w:rPr>
-              <w:t>}{numeroGuia}</w:t>
+              <w:t>}{</w:t>
+            </w:r>
+            <w:proofErr w:type="gramEnd"/>
+            <w:r>
+              <w:rPr>
+                <w:rFonts w:ascii="Arial" w:eastAsiaTheme="minorHAnsi" w:hAnsi="Arial" w:cs="Arial"/>
+                <w:lang w:eastAsia="en-US"/>
+              </w:rPr>
+              <w:t>numeroGuia}</w:t>
             </w:r>
           </w:p>
         </w:tc>
@@ -4839,12 +4935,21 @@
               </w:rPr>
               <w:t>ruc</w:t>
             </w:r>
+            <w:proofErr w:type="gramStart"/>
             <w:r>
               <w:rPr>
                 <w:rFonts w:ascii="Arial" w:eastAsiaTheme="minorHAnsi" w:hAnsi="Arial" w:cs="Arial"/>
                 <w:lang w:eastAsia="en-US"/>
               </w:rPr>
-              <w:t>}{/}</w:t>
+              <w:t>}{</w:t>
+            </w:r>
+            <w:proofErr w:type="gramEnd"/>
+            <w:r>
+              <w:rPr>
+                <w:rFonts w:ascii="Arial" w:eastAsiaTheme="minorHAnsi" w:hAnsi="Arial" w:cs="Arial"/>
+                <w:lang w:eastAsia="en-US"/>
+              </w:rPr>
+              <w:t>/}</w:t>
             </w:r>
           </w:p>
         </w:tc>
@@ -5248,7 +5353,29 @@
                 <w:sz w:val="22"/>
                 <w:szCs w:val="22"/>
               </w:rPr>
-              <w:t>Ley N.º27037</w:t>
+              <w:t xml:space="preserve">Ley </w:t>
+            </w:r>
+            <w:proofErr w:type="gramStart"/>
+            <w:r>
+              <w:rPr>
+                <w:rFonts w:ascii="Arial" w:hAnsi="Arial" w:cs="Arial"/>
+                <w:b/>
+                <w:bCs/>
+                <w:sz w:val="22"/>
+                <w:szCs w:val="22"/>
+              </w:rPr>
+              <w:t>N.º</w:t>
+            </w:r>
+            <w:proofErr w:type="gramEnd"/>
+            <w:r>
+              <w:rPr>
+                <w:rFonts w:ascii="Arial" w:hAnsi="Arial" w:cs="Arial"/>
+                <w:b/>
+                <w:bCs/>
+                <w:sz w:val="22"/>
+                <w:szCs w:val="22"/>
+              </w:rPr>
+              <w:t>27037</w:t>
             </w:r>
           </w:p>
         </w:tc>
@@ -6107,7 +6234,29 @@
                 <w:sz w:val="20"/>
                 <w:szCs w:val="20"/>
               </w:rPr>
-              <w:t>Ley N.º27037</w:t>
+              <w:t xml:space="preserve">Ley </w:t>
+            </w:r>
+            <w:proofErr w:type="gramStart"/>
+            <w:r>
+              <w:rPr>
+                <w:rFonts w:ascii="Arial" w:hAnsi="Arial" w:cs="Arial"/>
+                <w:b/>
+                <w:bCs/>
+                <w:sz w:val="20"/>
+                <w:szCs w:val="20"/>
+              </w:rPr>
+              <w:t>N.º</w:t>
+            </w:r>
+            <w:proofErr w:type="gramEnd"/>
+            <w:r>
+              <w:rPr>
+                <w:rFonts w:ascii="Arial" w:hAnsi="Arial" w:cs="Arial"/>
+                <w:b/>
+                <w:bCs/>
+                <w:sz w:val="20"/>
+                <w:szCs w:val="20"/>
+              </w:rPr>
+              <w:t>27037</w:t>
             </w:r>
           </w:p>
         </w:tc>
@@ -7315,18 +7464,7 @@
           <w:sz w:val="22"/>
           <w:szCs w:val="22"/>
         </w:rPr>
-        <w:t>, se establece que la mercancía materia de regularización ha sido objeto de reconocimiento físico dentro del plazo previsto en el artículo 2º de la Resolución Ministerial n.º107-94-EF/10; por lo tanto, corresponde atender las series de la referida DAM solicitadas a regularización toda vez que se  encuentran  negociadas  en  el  Arancel  Común  del Convenio Peruano - Colombiano con una tasa Ad/Valorem – Libre; determinándose que el monto a regularizar en el marco de la Ley N.º27037 es de S/ {textoTotRegu27}</w:t>
-      </w:r>
-      <w:r>
-        <w:rPr>
-          <w:rFonts w:ascii="Arial" w:hAnsi="Arial" w:cs="Arial"/>
-          <w:i w:val="0"/>
-          <w:iCs w:val="0"/>
-          <w:color w:val="000000" w:themeColor="text1"/>
-          <w:sz w:val="22"/>
-          <w:szCs w:val="22"/>
-        </w:rPr>
-        <w:t>.</w:t>
+        <w:t>, se establece que la mercancía materia de regularización ha sido objeto de reconocimiento físico dentro del plazo previsto en el artículo 2º de la Resolución Ministerial n.º107-94-EF/10; por lo tanto, corresponde atender las series de la referida DAM solicitadas a regularización toda vez que se  encuentran  negociadas  en  el  Arancel  Común  del Convenio Peruano - Colombiano con una tasa Ad/Valorem – Libre; determinándose que el monto a regularizar en el marco de la Ley N.º27037 es de S/ {textoTotRegu27}.</w:t>
       </w:r>
     </w:p>
     <w:p/>
@@ -7752,29 +7890,7 @@
           <w:sz w:val="22"/>
           <w:szCs w:val="22"/>
         </w:rPr>
-        <w:t>7 es de S/ {</w:t>
-      </w:r>
-      <w:r>
-        <w:rPr>
-          <w:rFonts w:ascii="Arial" w:hAnsi="Arial" w:cs="Arial"/>
-          <w:i w:val="0"/>
-          <w:iCs w:val="0"/>
-          <w:color w:val="000000" w:themeColor="text1"/>
-          <w:sz w:val="22"/>
-          <w:szCs w:val="22"/>
-        </w:rPr>
-        <w:t>textoTotRegu27</w:t>
-      </w:r>
-      <w:r>
-        <w:rPr>
-          <w:rFonts w:ascii="Arial" w:hAnsi="Arial" w:cs="Arial"/>
-          <w:i w:val="0"/>
-          <w:iCs w:val="0"/>
-          <w:color w:val="000000" w:themeColor="text1"/>
-          <w:sz w:val="22"/>
-          <w:szCs w:val="22"/>
-        </w:rPr>
-        <w:t>}.</w:t>
+        <w:t>7 es de S/ {textoTotRegu27}.</w:t>
       </w:r>
     </w:p>
     <w:p/>
@@ -7904,8 +8020,9 @@
           <w:szCs w:val="22"/>
         </w:rPr>
         <w:lastRenderedPageBreak/>
-        <w:t xml:space="preserve">La Ley n.º 28194 “Ley para la Lucha contra la Evasión y para la Formalización de la Economía” establece en su artículo 3-A la obligatoriedad del uso de medios de pago en la compraventa internacional de mercancías, en tal sentido, se procedió a evaluar la factura remitida por el administrado a través del requerimiento </w:t>
-      </w:r>
+        <w:t>La Ley n.º 28194 “Ley para la Lucha contra la Evasión y para la Formalización de la Economía” establece en su artículo 3-A la obligatoriedad del uso de medios de pago en la compraventa internacional de mercancías, en tal sentido, se procedió a evaluar la factura remitida por el administrado a través del requerimiento n.º {</w:t>
+      </w:r>
+      <w:proofErr w:type="spellStart"/>
       <w:r>
         <w:rPr>
           <w:rFonts w:ascii="Arial" w:hAnsi="Arial"/>
@@ -7915,8 +8032,9 @@
           <w:sz w:val="22"/>
           <w:szCs w:val="22"/>
         </w:rPr>
-        <w:t>n</w:t>
-      </w:r>
+        <w:t>datosFactura-</w:t>
+      </w:r>
+      <w:proofErr w:type="gramStart"/>
       <w:r>
         <w:rPr>
           <w:rFonts w:ascii="Arial" w:hAnsi="Arial"/>
@@ -7926,85 +8044,61 @@
           <w:sz w:val="22"/>
           <w:szCs w:val="22"/>
         </w:rPr>
-        <w:t>.º {</w:t>
+        <w:t>numeroReqFac</w:t>
+      </w:r>
+      <w:proofErr w:type="spellEnd"/>
+      <w:r>
+        <w:rPr>
+          <w:rFonts w:ascii="Arial" w:hAnsi="Arial"/>
+          <w:i w:val="0"/>
+          <w:iCs w:val="0"/>
+          <w:color w:val="000000" w:themeColor="text1"/>
+          <w:sz w:val="22"/>
+          <w:szCs w:val="22"/>
+        </w:rPr>
+        <w:t>}</w:t>
+      </w:r>
+      <w:r>
+        <w:rPr>
+          <w:rFonts w:ascii="Arial" w:hAnsi="Arial"/>
+          <w:b/>
+          <w:bCs/>
+          <w:i w:val="0"/>
+          <w:iCs w:val="0"/>
+          <w:color w:val="FF0000"/>
+          <w:sz w:val="22"/>
+          <w:szCs w:val="22"/>
+        </w:rPr>
+        <w:t>{</w:t>
       </w:r>
       <w:proofErr w:type="spellStart"/>
+      <w:proofErr w:type="gramEnd"/>
       <w:r>
         <w:rPr>
           <w:rFonts w:ascii="Arial" w:hAnsi="Arial"/>
-          <w:i w:val="0"/>
-          <w:iCs w:val="0"/>
-          <w:color w:val="000000" w:themeColor="text1"/>
-          <w:sz w:val="22"/>
-          <w:szCs w:val="22"/>
-        </w:rPr>
-        <w:t>datosFactura-numeroReqFac</w:t>
+          <w:b/>
+          <w:bCs/>
+          <w:i w:val="0"/>
+          <w:iCs w:val="0"/>
+          <w:color w:val="FF0000"/>
+          <w:sz w:val="22"/>
+          <w:szCs w:val="22"/>
+        </w:rPr>
+        <w:t>datosFactura-numeroReqFacRRR</w:t>
       </w:r>
       <w:proofErr w:type="spellEnd"/>
       <w:r>
         <w:rPr>
           <w:rFonts w:ascii="Arial" w:hAnsi="Arial"/>
-          <w:i w:val="0"/>
-          <w:iCs w:val="0"/>
-          <w:color w:val="000000" w:themeColor="text1"/>
-          <w:sz w:val="22"/>
-          <w:szCs w:val="22"/>
-        </w:rPr>
-        <w:t>}</w:t>
-      </w:r>
-      <w:r>
-        <w:rPr>
-          <w:rFonts w:ascii="Arial" w:hAnsi="Arial"/>
-          <w:b/>
-          <w:bCs/>
-          <w:i w:val="0"/>
-          <w:iCs w:val="0"/>
-          <w:color w:val="FF0000"/>
-          <w:sz w:val="22"/>
-          <w:szCs w:val="22"/>
-        </w:rPr>
-        <w:t>{</w:t>
-      </w:r>
-      <w:proofErr w:type="spellStart"/>
-      <w:r>
-        <w:rPr>
-          <w:rFonts w:ascii="Arial" w:hAnsi="Arial"/>
-          <w:b/>
-          <w:bCs/>
-          <w:i w:val="0"/>
-          <w:iCs w:val="0"/>
-          <w:color w:val="FF0000"/>
-          <w:sz w:val="22"/>
-          <w:szCs w:val="22"/>
-        </w:rPr>
-        <w:t>datosFactura-numeroReqFacRRR</w:t>
-      </w:r>
-      <w:proofErr w:type="spellEnd"/>
-      <w:r>
-        <w:rPr>
-          <w:rFonts w:ascii="Arial" w:hAnsi="Arial"/>
-          <w:b/>
-          <w:bCs/>
-          <w:i w:val="0"/>
-          <w:iCs w:val="0"/>
-          <w:color w:val="FF0000"/>
-          <w:sz w:val="22"/>
-          <w:szCs w:val="22"/>
-        </w:rPr>
-        <w:t>}</w:t>
-      </w:r>
-      <w:r>
-        <w:rPr>
-          <w:rFonts w:ascii="Arial" w:hAnsi="Arial"/>
-          <w:b/>
-          <w:bCs/>
-          <w:i w:val="0"/>
-          <w:iCs w:val="0"/>
-          <w:color w:val="FF0000"/>
-          <w:sz w:val="22"/>
-          <w:szCs w:val="22"/>
-        </w:rPr>
-        <w:t>.</w:t>
+          <w:b/>
+          <w:bCs/>
+          <w:i w:val="0"/>
+          <w:iCs w:val="0"/>
+          <w:color w:val="FF0000"/>
+          <w:sz w:val="22"/>
+          <w:szCs w:val="22"/>
+        </w:rPr>
+        <w:t>}.</w:t>
       </w:r>
     </w:p>
     <w:p>
@@ -8403,13 +8497,7 @@
         <w:rPr>
           <w:rFonts w:ascii="Arial" w:hAnsi="Arial" w:cs="Arial"/>
         </w:rPr>
-        <w:t>{</w:t>
-      </w:r>
-      <w:r>
-        <w:rPr>
-          <w:rFonts w:ascii="Arial" w:hAnsi="Arial" w:cs="Arial"/>
-        </w:rPr>
-        <w:t>/</w:t>
+        <w:t>{/</w:t>
       </w:r>
       <w:proofErr w:type="spellStart"/>
       <w:r>
@@ -8552,15 +8640,7 @@
           <w:sz w:val="22"/>
           <w:szCs w:val="22"/>
         </w:rPr>
-        <w:t>{</w:t>
-      </w:r>
-      <w:r>
-        <w:rPr>
-          <w:rFonts w:ascii="Arial" w:hAnsi="Arial" w:cs="Arial"/>
-          <w:sz w:val="22"/>
-          <w:szCs w:val="22"/>
-        </w:rPr>
-        <w:t>/</w:t>
+        <w:t>{/</w:t>
       </w:r>
       <w:proofErr w:type="spellStart"/>
       <w:r>
@@ -8974,15 +9054,7 @@
           <w:sz w:val="22"/>
           <w:szCs w:val="22"/>
         </w:rPr>
-        <w:t>{textoTotRegu27</w:t>
-      </w:r>
-      <w:r>
-        <w:rPr>
-          <w:rFonts w:ascii="Arial" w:hAnsi="Arial" w:cs="Arial"/>
-          <w:sz w:val="22"/>
-          <w:szCs w:val="22"/>
-        </w:rPr>
-        <w:t xml:space="preserve">} </w:t>
+        <w:t xml:space="preserve">{textoTotRegu27} </w:t>
       </w:r>
       <w:r>
         <w:rPr>
@@ -9437,15 +9509,7 @@
           <w:sz w:val="22"/>
           <w:szCs w:val="22"/>
         </w:rPr>
-        <w:t>Proc</w:t>
-      </w:r>
-      <w:r>
-        <w:rPr>
-          <w:rFonts w:ascii="Arial" w:hAnsi="Arial" w:cs="Arial"/>
-          <w:sz w:val="22"/>
-          <w:szCs w:val="22"/>
-        </w:rPr>
-        <w:t>}</w:t>
+        <w:t>Proc}</w:t>
       </w:r>
     </w:p>
     <w:p>
@@ -11203,6 +11267,7 @@
   <w:style w:type="character" w:default="1" w:styleId="Fuentedeprrafopredeter">
     <w:name w:val="Default Paragraph Font"/>
     <w:uiPriority w:val="1"/>
+    <w:semiHidden/>
     <w:unhideWhenUsed/>
   </w:style>
   <w:style w:type="table" w:default="1" w:styleId="Tablanormal">
